--- a/tests/fixtures/structure/wrong_C_1_missing_conclusion.docx
+++ b/tests/fixtures/structure/wrong_C_1_missing_conclusion.docx
@@ -1284,7 +1284,6 @@
         <w:rPr>
           <w:rFonts w:cs="Times New Roman"/>
           <w:szCs w:val="28"/>
-          <w:lang w:val="en-US"/>
         </w:rPr>
         <w:t xml:space="preserve">1.1. </w:t>
       </w:r>
@@ -1349,7 +1348,6 @@
         <w:rPr>
           <w:rFonts w:cs="Times New Roman"/>
           <w:szCs w:val="28"/>
-          <w:lang w:val="en-US"/>
         </w:rPr>
         <w:t xml:space="preserve">1.3. </w:t>
       </w:r>
@@ -1687,7 +1685,6 @@
           <w:color w:val="000000" w:themeColor="text1"/>
           <w:sz w:val="28"/>
           <w:szCs w:val="28"/>
-          <w:lang w:val="en-US"/>
         </w:rPr>
       </w:pPr>
       <w:bookmarkStart w:id="14" w:name="_Toc226640922"/>
